--- a/templates/intervention-review/filters/reference.docx
+++ b/templates/intervention-review/filters/reference.docx
@@ -485,7 +485,7 @@
   <w:docDefaults>
     <w:rPrDefault>
       <w:rPr>
-        <w:rFonts w:asciiTheme="minorHAnsi" w:eastAsiaTheme="minorEastAsia" w:hAnsiTheme="minorHAnsi" w:cstheme="minorBidi"/>
+        <w:rFonts w:ascii="Times New Roman" w:hAnsi="Times New Roman" w:eastAsia="MS Mincho" w:cs="Times New Roman"/>
         <w:sz w:val="24"/>
         <w:szCs w:val="24"/>
         <w:lang w:val="en-US" w:eastAsia="zh-CN" w:bidi="ar-SA"/>
@@ -493,7 +493,7 @@
     </w:rPrDefault>
     <w:pPrDefault>
       <w:pPr>
-        <w:spacing w:after="200"/>
+        <w:spacing w:line="360" w:lineRule="auto" w:before="0" w:after="0"/>
       </w:pPr>
     </w:pPrDefault>
   </w:docDefaults>
@@ -1134,6 +1134,28 @@
       <w:b w:val="0"/>
       <w:bCs w:val="0"/>
       <w:color w:val="365F91" w:themeColor="accent1" w:themeShade="BF"/>
+    </w:rPr>
+  </w:style>
+  <w:style w:type="paragraph" w:customStyle="1" w:styleId="Note">
+    <w:name w:val="Note"/>
+    <w:basedOn w:val="Normal"/>
+    <w:qFormat/>
+    <w:pPr>
+      <w:pBdr>
+        <w:left w:val="single" w:sz="18" w:space="6" w:color="4FC3F7"/>
+      </w:pBdr>
+      <w:ind w:left="240"/>
+    </w:pPr>
+    <w:rPr>
+      <w:color w:val="4FC3F7"/>
+    </w:rPr>
+  </w:style>
+  <w:style w:type="character" w:customStyle="1" w:styleId="Placeholder">
+    <w:name w:val="Placeholder"/>
+    <w:qFormat/>
+    <w:rPr>
+      <w:b/>
+      <w:color w:val="4FC3F7"/>
     </w:rPr>
   </w:style>
 </w:styles>

--- a/templates/intervention-review/filters/reference.docx
+++ b/templates/intervention-review/filters/reference.docx
@@ -1144,7 +1144,6 @@
       <w:pBdr>
         <w:left w:val="single" w:sz="18" w:space="6" w:color="4FC3F7"/>
       </w:pBdr>
-      <w:ind w:left="240"/>
     </w:pPr>
     <w:rPr>
       <w:color w:val="4FC3F7"/>
@@ -1155,6 +1154,27 @@
     <w:qFormat/>
     <w:rPr>
       <w:b/>
+      <w:color w:val="4FC3F7"/>
+    </w:rPr>
+  </w:style>
+  <w:style w:type="character" w:customStyle="1" w:styleId="NoteInline">
+    <w:name w:val="NoteInline"/>
+    <w:qFormat/>
+    <w:rPr>
+      <w:color w:val="4FC3F7"/>
+    </w:rPr>
+  </w:style>
+  <w:style w:type="paragraph" w:customStyle="1" w:styleId="NoteListParagraph">
+    <w:name w:val="NoteListParagraph"/>
+    <w:basedOn w:val="Compact"/>
+    <w:qFormat/>
+    <w:pPr>
+      <w:pBdr>
+        <w:left w:val="single" w:sz="18" w:space="6" w:color="4FC3F7"/>
+      </w:pBdr>
+      <w:keepNext/>
+    </w:pPr>
+    <w:rPr>
       <w:color w:val="4FC3F7"/>
     </w:rPr>
   </w:style>

--- a/templates/intervention-review/filters/reference.docx
+++ b/templates/intervention-review/filters/reference.docx
@@ -488,7 +488,7 @@
         <w:rFonts w:ascii="Times New Roman" w:hAnsi="Times New Roman" w:eastAsia="MS Mincho" w:cs="Times New Roman"/>
         <w:sz w:val="24"/>
         <w:szCs w:val="24"/>
-        <w:lang w:val="en-US" w:eastAsia="zh-CN" w:bidi="ar-SA"/>
+        <w:lang w:val="en-US" w:eastAsia="ja-JP" w:bidi="ar-SA"/>
       </w:rPr>
     </w:rPrDefault>
     <w:pPrDefault>
@@ -673,7 +673,7 @@
       <w:outlineLvl w:val="0"/>
     </w:pPr>
     <w:rPr>
-      <w:rFonts w:asciiTheme="majorHAnsi" w:eastAsiaTheme="majorEastAsia" w:hAnsiTheme="majorHAnsi" w:cstheme="majorBidi"/>
+      <w:rFonts w:ascii="Arial" w:hAnsi="Arial" w:eastAsia="Yu Gothic" w:cs="Arial"/>
       <w:color w:val="0F4761" w:themeColor="accent1" w:themeShade="BF"/>
       <w:sz w:val="40"/>
       <w:szCs w:val="40"/>
@@ -696,7 +696,7 @@
       <w:outlineLvl w:val="1"/>
     </w:pPr>
     <w:rPr>
-      <w:rFonts w:asciiTheme="majorHAnsi" w:eastAsiaTheme="majorEastAsia" w:hAnsiTheme="majorHAnsi" w:cstheme="majorBidi"/>
+      <w:rFonts w:ascii="Arial" w:hAnsi="Arial" w:eastAsia="Yu Gothic" w:cs="Arial"/>
       <w:color w:val="0F4761" w:themeColor="accent1" w:themeShade="BF"/>
       <w:sz w:val="32"/>
       <w:szCs w:val="32"/>
@@ -719,7 +719,7 @@
       <w:outlineLvl w:val="2"/>
     </w:pPr>
     <w:rPr>
-      <w:rFonts w:eastAsiaTheme="majorEastAsia" w:cstheme="majorBidi"/>
+      <w:rFonts w:ascii="Arial" w:hAnsi="Arial" w:eastAsia="Yu Gothic" w:cs="Arial"/>
       <w:color w:val="0F4761" w:themeColor="accent1" w:themeShade="BF"/>
       <w:sz w:val="28"/>
       <w:szCs w:val="28"/>
@@ -742,7 +742,7 @@
       <w:outlineLvl w:val="3"/>
     </w:pPr>
     <w:rPr>
-      <w:rFonts w:eastAsiaTheme="majorEastAsia" w:cstheme="majorBidi"/>
+      <w:rFonts w:ascii="Arial" w:hAnsi="Arial" w:eastAsia="Yu Gothic" w:cs="Arial"/>
       <w:i/>
       <w:iCs/>
       <w:color w:val="0F4761" w:themeColor="accent1" w:themeShade="BF"/>
@@ -765,7 +765,7 @@
       <w:outlineLvl w:val="4"/>
     </w:pPr>
     <w:rPr>
-      <w:rFonts w:eastAsiaTheme="majorEastAsia" w:cstheme="majorBidi"/>
+      <w:rFonts w:ascii="Arial" w:hAnsi="Arial" w:eastAsia="Yu Gothic" w:cs="Arial"/>
       <w:color w:val="0F4761" w:themeColor="accent1" w:themeShade="BF"/>
     </w:rPr>
   </w:style>
@@ -786,7 +786,7 @@
       <w:outlineLvl w:val="5"/>
     </w:pPr>
     <w:rPr>
-      <w:rFonts w:eastAsiaTheme="majorEastAsia" w:cstheme="majorBidi"/>
+      <w:rFonts w:ascii="Arial" w:hAnsi="Arial" w:eastAsia="Yu Gothic" w:cs="Arial"/>
       <w:i/>
       <w:iCs/>
       <w:color w:val="595959" w:themeColor="text1" w:themeTint="A6"/>
@@ -809,7 +809,7 @@
       <w:outlineLvl w:val="6"/>
     </w:pPr>
     <w:rPr>
-      <w:rFonts w:eastAsiaTheme="majorEastAsia" w:cstheme="majorBidi"/>
+      <w:rFonts w:ascii="Arial" w:hAnsi="Arial" w:eastAsia="Yu Gothic" w:cs="Arial"/>
       <w:color w:val="595959" w:themeColor="text1" w:themeTint="A6"/>
     </w:rPr>
   </w:style>
@@ -830,7 +830,7 @@
       <w:outlineLvl w:val="7"/>
     </w:pPr>
     <w:rPr>
-      <w:rFonts w:eastAsiaTheme="majorEastAsia" w:cstheme="majorBidi"/>
+      <w:rFonts w:ascii="Arial" w:hAnsi="Arial" w:eastAsia="Yu Gothic" w:cs="Arial"/>
       <w:i/>
       <w:iCs/>
       <w:color w:val="272727" w:themeColor="text1" w:themeTint="D8"/>
@@ -853,7 +853,7 @@
       <w:outlineLvl w:val="8"/>
     </w:pPr>
     <w:rPr>
-      <w:rFonts w:eastAsiaTheme="majorEastAsia" w:cstheme="majorBidi"/>
+      <w:rFonts w:ascii="Arial" w:hAnsi="Arial" w:eastAsia="Yu Gothic" w:cs="Arial"/>
       <w:color w:val="272727" w:themeColor="text1" w:themeTint="D8"/>
     </w:rPr>
   </w:style>
@@ -864,7 +864,7 @@
     <w:uiPriority w:val="9"/>
     <w:rsid w:val="00A10FD9"/>
     <w:rPr>
-      <w:rFonts w:asciiTheme="majorHAnsi" w:eastAsiaTheme="majorEastAsia" w:hAnsiTheme="majorHAnsi" w:cstheme="majorBidi"/>
+      <w:rFonts w:ascii="Arial" w:hAnsi="Arial" w:eastAsia="Yu Gothic" w:cs="Arial"/>
       <w:color w:val="0F4761" w:themeColor="accent1" w:themeShade="BF"/>
       <w:sz w:val="40"/>
       <w:szCs w:val="40"/>
@@ -878,7 +878,7 @@
     <w:semiHidden/>
     <w:rsid w:val="00A10FD9"/>
     <w:rPr>
-      <w:rFonts w:asciiTheme="majorHAnsi" w:eastAsiaTheme="majorEastAsia" w:hAnsiTheme="majorHAnsi" w:cstheme="majorBidi"/>
+      <w:rFonts w:ascii="Arial" w:hAnsi="Arial" w:eastAsia="Yu Gothic" w:cs="Arial"/>
       <w:color w:val="0F4761" w:themeColor="accent1" w:themeShade="BF"/>
       <w:sz w:val="32"/>
       <w:szCs w:val="32"/>
@@ -892,7 +892,7 @@
     <w:semiHidden/>
     <w:rsid w:val="00A10FD9"/>
     <w:rPr>
-      <w:rFonts w:eastAsiaTheme="majorEastAsia" w:cstheme="majorBidi"/>
+      <w:rFonts w:ascii="Arial" w:hAnsi="Arial" w:eastAsia="Yu Gothic" w:cs="Arial"/>
       <w:color w:val="0F4761" w:themeColor="accent1" w:themeShade="BF"/>
       <w:sz w:val="28"/>
       <w:szCs w:val="28"/>
@@ -906,7 +906,7 @@
     <w:semiHidden/>
     <w:rsid w:val="00A10FD9"/>
     <w:rPr>
-      <w:rFonts w:eastAsiaTheme="majorEastAsia" w:cstheme="majorBidi"/>
+      <w:rFonts w:ascii="Arial" w:hAnsi="Arial" w:eastAsia="Yu Gothic" w:cs="Arial"/>
       <w:i/>
       <w:iCs/>
       <w:color w:val="0F4761" w:themeColor="accent1" w:themeShade="BF"/>
@@ -920,7 +920,7 @@
     <w:semiHidden/>
     <w:rsid w:val="00A10FD9"/>
     <w:rPr>
-      <w:rFonts w:eastAsiaTheme="majorEastAsia" w:cstheme="majorBidi"/>
+      <w:rFonts w:ascii="Arial" w:hAnsi="Arial" w:eastAsia="Yu Gothic" w:cs="Arial"/>
       <w:color w:val="0F4761" w:themeColor="accent1" w:themeShade="BF"/>
     </w:rPr>
   </w:style>
@@ -932,7 +932,7 @@
     <w:semiHidden/>
     <w:rsid w:val="00A10FD9"/>
     <w:rPr>
-      <w:rFonts w:eastAsiaTheme="majorEastAsia" w:cstheme="majorBidi"/>
+      <w:rFonts w:ascii="Arial" w:hAnsi="Arial" w:eastAsia="Yu Gothic" w:cs="Arial"/>
       <w:i/>
       <w:iCs/>
       <w:color w:val="595959" w:themeColor="text1" w:themeTint="A6"/>
@@ -946,7 +946,7 @@
     <w:semiHidden/>
     <w:rsid w:val="00A10FD9"/>
     <w:rPr>
-      <w:rFonts w:eastAsiaTheme="majorEastAsia" w:cstheme="majorBidi"/>
+      <w:rFonts w:ascii="Arial" w:hAnsi="Arial" w:eastAsia="Yu Gothic" w:cs="Arial"/>
       <w:color w:val="595959" w:themeColor="text1" w:themeTint="A6"/>
     </w:rPr>
   </w:style>
@@ -958,7 +958,7 @@
     <w:semiHidden/>
     <w:rsid w:val="00A10FD9"/>
     <w:rPr>
-      <w:rFonts w:eastAsiaTheme="majorEastAsia" w:cstheme="majorBidi"/>
+      <w:rFonts w:ascii="Arial" w:hAnsi="Arial" w:eastAsia="Yu Gothic" w:cs="Arial"/>
       <w:i/>
       <w:iCs/>
       <w:color w:val="272727" w:themeColor="text1" w:themeTint="D8"/>
@@ -972,7 +972,7 @@
     <w:semiHidden/>
     <w:rsid w:val="00A10FD9"/>
     <w:rPr>
-      <w:rFonts w:eastAsiaTheme="majorEastAsia" w:cstheme="majorBidi"/>
+      <w:rFonts w:ascii="Arial" w:hAnsi="Arial" w:eastAsia="Yu Gothic" w:cs="Arial"/>
       <w:color w:val="272727" w:themeColor="text1" w:themeTint="D8"/>
     </w:rPr>
   </w:style>
